--- a/Rodrigo_Pinheiro_2026_PTBR.docx
+++ b/Rodrigo_Pinheiro_2026_PTBR.docx
@@ -22,7 +22,7 @@
         <w:rPr>
           <w:b/>
         </w:rPr>
-        <w:t>Desenvolvedor Back-End Júnior | Python · Django · FastAPI · APIs REST</w:t>
+        <w:t>Desenvolvedor Web e Full-Stack Júnior | Back-End Python</w:t>
       </w:r>
     </w:p>
     <w:p>
@@ -61,6 +61,38 @@
           <w:t>GitHub</w:t>
         </w:r>
       </w:hyperlink>
+      <w:r>
+        <w:rPr>
+          <w:b w:val="0"/>
+          <w:color w:val="53626D"/>
+          <w:sz w:val="16"/>
+        </w:rPr>
+        <w:t xml:space="preserve"> · </w:t>
+      </w:r>
+      <w:hyperlink r:id="rId11">
+        <w:r>
+          <w:rPr>
+            <w:color w:val="0E718B"/>
+          </w:rPr>
+          <w:t>Portfólio</w:t>
+        </w:r>
+      </w:hyperlink>
+      <w:r>
+        <w:rPr>
+          <w:b w:val="0"/>
+          <w:color w:val="53626D"/>
+          <w:sz w:val="16"/>
+        </w:rPr>
+        <w:t xml:space="preserve"> · </w:t>
+      </w:r>
+      <w:hyperlink r:id="rId12">
+        <w:r>
+          <w:rPr>
+            <w:color w:val="0E718B"/>
+          </w:rPr>
+          <w:t>LinkedIn</w:t>
+        </w:r>
+      </w:hyperlink>
     </w:p>
     <w:p>
       <w:pPr>
@@ -78,7 +110,7 @@
         <w:rPr>
           <w:b w:val="0"/>
         </w:rPr>
-        <w:t>Tecnólogo em Sistemas para Internet, com foco em desenvolvimento Back-End Python. Projetos acadêmicos e pessoais com APIs REST, autenticação, autorização, bancos relacionais, testes automatizados e integração React/Vite. Busco oportunidade inicial de desenvolvimento de software.</w:t>
+        <w:t>Tecnólogo em Sistemas para Internet, com projetos acadêmicos e pessoais de aplicações web, APIs REST e interfaces responsivas. Foco em Python/Django, autenticação, permissões, persistência relacional e testes automatizados; integração com React e Vite. Busco oportunidade júnior em desenvolvimento web, full-stack ou back-end Python.</w:t>
       </w:r>
     </w:p>
     <w:p>
@@ -95,9 +127,43 @@
     <w:p>
       <w:r>
         <w:rPr>
+          <w:b/>
+        </w:rPr>
+        <w:t>Back-end:</w:t>
+      </w:r>
+      <w:r>
+        <w:rPr>
           <w:b w:val="0"/>
         </w:rPr>
-        <w:t>Python, Django, Django REST Framework, FastAPI, Pydantic, JWT, SQL, SQLite, PostgreSQL (CI), Git, GitHub Actions, unittest, OpenAPI, Ruff, Docker Compose; React, Vite e JavaScript como competências complementares.</w:t>
+        <w:t xml:space="preserve"> Python, Django, Django REST Framework, FastAPI, Pydantic, JWT e OpenAPI.</w:t>
+      </w:r>
+    </w:p>
+    <w:p>
+      <w:r>
+        <w:rPr>
+          <w:b/>
+        </w:rPr>
+        <w:t>Front-end:</w:t>
+      </w:r>
+      <w:r>
+        <w:rPr>
+          <w:b w:val="0"/>
+        </w:rPr>
+        <w:t xml:space="preserve"> React, TypeScript, JavaScript, Vite, HTML e CSS.</w:t>
+      </w:r>
+    </w:p>
+    <w:p>
+      <w:r>
+        <w:rPr>
+          <w:b/>
+        </w:rPr>
+        <w:t>Dados e ferramentas:</w:t>
+      </w:r>
+      <w:r>
+        <w:rPr>
+          <w:b w:val="0"/>
+        </w:rPr>
+        <w:t xml:space="preserve"> SQL, SQLite, PostgreSQL em configuração/CI, Git, GitHub Actions, testes automatizados, Playwright e Docker Compose.</w:t>
       </w:r>
     </w:p>
     <w:p>
@@ -108,7 +174,7 @@
         <w:rPr>
           <w:b w:val="0"/>
         </w:rPr>
-        <w:t>Projetos</w:t>
+        <w:t>Projetos acadêmicos e pessoais</w:t>
       </w:r>
     </w:p>
     <w:p>
@@ -121,7 +187,39 @@
         </w:rPr>
         <w:t xml:space="preserve">• </w:t>
       </w:r>
-      <w:hyperlink r:id="rId11">
+      <w:hyperlink r:id="rId13">
+        <w:r>
+          <w:rPr>
+            <w:color w:val="0E718B"/>
+            <w:b/>
+          </w:rPr>
+          <w:t>Takion Campus</w:t>
+        </w:r>
+      </w:hyperlink>
+      <w:r>
+        <w:rPr>
+          <w:b/>
+        </w:rPr>
+        <w:t>:</w:t>
+      </w:r>
+      <w:r>
+        <w:rPr>
+          <w:b w:val="0"/>
+        </w:rPr>
+        <w:t xml:space="preserve"> portal acadêmico com API Django REST Framework e interface React/Vite; permissões por perfil, disciplinas, notas e frequência. Demonstração local com SQLite e testes de front-end/back-end.</w:t>
+      </w:r>
+    </w:p>
+    <w:p>
+      <w:pPr>
+        <w:ind w:left="144" w:hanging="144"/>
+      </w:pPr>
+      <w:r>
+        <w:rPr>
+          <w:color w:val="0E718B"/>
+        </w:rPr>
+        <w:t xml:space="preserve">• </w:t>
+      </w:r>
+      <w:hyperlink r:id="rId14">
         <w:r>
           <w:rPr>
             <w:color w:val="0E718B"/>
@@ -140,7 +238,7 @@
         <w:rPr>
           <w:b w:val="0"/>
         </w:rPr>
-        <w:t xml:space="preserve"> API de suporte Django REST Framework com JWT, autorização por papéis, auditoria, notificações e testes em CI.</w:t>
+        <w:t xml:space="preserve"> API de suporte com JWT, autorização por solicitante/equipe, auditoria e notificações assíncronas. OpenAPI e testes em CI; demonstração local, sem serviço público permanente.</w:t>
       </w:r>
     </w:p>
     <w:p>
@@ -153,7 +251,39 @@
         </w:rPr>
         <w:t xml:space="preserve">• </w:t>
       </w:r>
-      <w:hyperlink r:id="rId12">
+      <w:hyperlink r:id="rId15">
+        <w:r>
+          <w:rPr>
+            <w:color w:val="0E718B"/>
+            <w:b/>
+          </w:rPr>
+          <w:t>Biya — Parallel Worlds</w:t>
+        </w:r>
+      </w:hyperlink>
+      <w:r>
+        <w:rPr>
+          <w:b/>
+        </w:rPr>
+        <w:t>:</w:t>
+      </w:r>
+      <w:r>
+        <w:rPr>
+          <w:b w:val="0"/>
+        </w:rPr>
+        <w:t xml:space="preserve"> interface React/TypeScript com mundos visuais, galeria interativa, conteúdo PT/EN e suporte a movimento reduzido. Créditos e política de uso de artes documentados.</w:t>
+      </w:r>
+    </w:p>
+    <w:p>
+      <w:pPr>
+        <w:ind w:left="144" w:hanging="144"/>
+      </w:pPr>
+      <w:r>
+        <w:rPr>
+          <w:color w:val="0E718B"/>
+        </w:rPr>
+        <w:t xml:space="preserve">• </w:t>
+      </w:r>
+      <w:hyperlink r:id="rId16">
         <w:r>
           <w:rPr>
             <w:color w:val="0E718B"/>
@@ -172,39 +302,7 @@
         <w:rPr>
           <w:b w:val="0"/>
         </w:rPr>
-        <w:t xml:space="preserve"> CRUD FastAPI com persistência SQLite, validações e testes; modernização integrada ao repositório principal via PR #2.</w:t>
-      </w:r>
-    </w:p>
-    <w:p>
-      <w:pPr>
-        <w:ind w:left="144" w:hanging="144"/>
-      </w:pPr>
-      <w:r>
-        <w:rPr>
-          <w:color w:val="0E718B"/>
-        </w:rPr>
-        <w:t xml:space="preserve">• </w:t>
-      </w:r>
-      <w:hyperlink r:id="rId13">
-        <w:r>
-          <w:rPr>
-            <w:color w:val="0E718B"/>
-            <w:b/>
-          </w:rPr>
-          <w:t>UPA Portal Acadêmico</w:t>
-        </w:r>
-      </w:hyperlink>
-      <w:r>
-        <w:rPr>
-          <w:b/>
-        </w:rPr>
-        <w:t>:</w:t>
-      </w:r>
-      <w:r>
-        <w:rPr>
-          <w:b w:val="0"/>
-        </w:rPr>
-        <w:t xml:space="preserve"> aplicação Django REST Framework e React/Vite, com módulos acadêmicos, perfis de acesso e testes.</w:t>
+        <w:t xml:space="preserve"> CRUD FastAPI com persistência SQLite, validação Pydantic, documentação OpenAPI e testes de regressão.</w:t>
       </w:r>
     </w:p>
     <w:p>
@@ -223,19 +321,19 @@
         <w:rPr>
           <w:b w:val="0"/>
         </w:rPr>
-        <w:t xml:space="preserve">Tecnólogo em Sistemas para Internet — Centro Universitário UNIESP. Conclusão </w:t>
+        <w:t xml:space="preserve">Tecnólogo em Sistemas para Internet — Centro Universitário UNIESP. Conclusão informada: </w:t>
       </w:r>
       <w:r>
         <w:rPr>
           <w:b/>
         </w:rPr>
-        <w:t>informada:</w:t>
+        <w:t>2026</w:t>
       </w:r>
       <w:r>
         <w:rPr>
           <w:b w:val="0"/>
         </w:rPr>
-        <w:t xml:space="preserve"> 2026.</w:t>
+        <w:t>.</w:t>
       </w:r>
     </w:p>
     <w:p>
@@ -254,11 +352,11 @@
         <w:rPr>
           <w:b w:val="0"/>
         </w:rPr>
-        <w:t>Português nativo; inglês (níveis informados): leitura B2, compreensão e produção oral B1, escrita e interação A2.</w:t>
+        <w:t>Português nativo. Inglês (autoavaliação): leitura B2; compreensão e produção oral B1; escrita e interação A2.</w:t>
       </w:r>
     </w:p>
     <w:sectPr>
-      <w:pgSz w:w="12240" w:h="15840"/>
+      <w:pgSz w:w="11905" w:h="16838"/>
       <w:pgMar w:top="893" w:right="1051" w:bottom="864" w:left="1051" w:header="346" w:footer="432" w:gutter="0"/>
       <w:cols w:space="720"/>
       <w:docGrid w:linePitch="360"/>
@@ -981,16 +1079,13 @@
     <w:rsid w:val="00FC693F"/>
     <w:pPr>
       <w:keepNext/>
-      <w:pBdr>
-        <w:bottom w:val="single" w:sz="8" w:space="4" w:color="4F81BD" w:themeColor="accent1"/>
-      </w:pBdr>
       <w:spacing w:after="80" w:line="240" w:lineRule="auto" w:before="0"/>
       <w:contextualSpacing/>
     </w:pPr>
     <w:rPr>
       <w:rFonts w:asciiTheme="majorHAnsi" w:eastAsiaTheme="majorEastAsia" w:hAnsiTheme="majorHAnsi" w:cstheme="majorBidi" w:ascii="Liberation Sans" w:hAnsi="Liberation Sans"/>
       <w:b/>
-      <w:color w:val="133A66"/>
+      <w:color w:val="000000"/>
       <w:spacing w:val="5"/>
       <w:kern w:val="28"/>
       <w:sz w:val="39"/>
@@ -1469,9 +1564,6 @@
     <w:qFormat/>
     <w:rsid w:val="00FC693F"/>
     <w:pPr>
-      <w:pBdr>
-        <w:bottom w:val="single" w:sz="4" w:space="4" w:color="4F81BD" w:themeColor="accent1"/>
-      </w:pBdr>
       <w:spacing w:before="200" w:after="280"/>
       <w:ind w:left="936" w:right="936"/>
     </w:pPr>

--- a/Rodrigo_Pinheiro_2026_PTBR.docx
+++ b/Rodrigo_Pinheiro_2026_PTBR.docx
@@ -22,7 +22,7 @@
         <w:rPr>
           <w:b/>
         </w:rPr>
-        <w:t>Desenvolvedor Back-End Júnior | Python · Django · FastAPI · APIs REST</w:t>
+        <w:t>Desenvolvedor Web Júnior | Python · Django · React · TypeScript</w:t>
       </w:r>
     </w:p>
     <w:p>
@@ -33,7 +33,7 @@
         <w:rPr>
           <w:b w:val="0"/>
           <w:color w:val="53626D"/>
-          <w:sz w:val="16"/>
+          <w:sz w:val="20"/>
         </w:rPr>
         <w:t xml:space="preserve">Cabedelo, PB, Brasil · </w:t>
       </w:r>
@@ -45,15 +45,23 @@
           <w:t>rm20022101@gmail.com</w:t>
         </w:r>
       </w:hyperlink>
+    </w:p>
+    <w:p>
+      <w:hyperlink r:id="rId10">
+        <w:r>
+          <w:rPr>
+            <w:color w:val="0E718B"/>
+          </w:rPr>
+          <w:t>Portfólio</w:t>
+        </w:r>
+      </w:hyperlink>
       <w:r>
         <w:rPr>
           <w:b w:val="0"/>
-          <w:color w:val="53626D"/>
-          <w:sz w:val="16"/>
         </w:rPr>
         <w:t xml:space="preserve"> · </w:t>
       </w:r>
-      <w:hyperlink r:id="rId10">
+      <w:hyperlink r:id="rId11">
         <w:r>
           <w:rPr>
             <w:color w:val="0E718B"/>
@@ -61,10 +69,24 @@
           <w:t>GitHub</w:t>
         </w:r>
       </w:hyperlink>
+      <w:r>
+        <w:rPr>
+          <w:b w:val="0"/>
+        </w:rPr>
+        <w:t xml:space="preserve"> · </w:t>
+      </w:r>
+      <w:hyperlink r:id="rId12">
+        <w:r>
+          <w:rPr>
+            <w:color w:val="0E718B"/>
+          </w:rPr>
+          <w:t>LinkedIn</w:t>
+        </w:r>
+      </w:hyperlink>
     </w:p>
     <w:p>
       <w:pPr>
-        <w:pStyle w:val="Heading2"/>
+        <w:pStyle w:val="Heading1"/>
       </w:pPr>
       <w:r>
         <w:rPr>
@@ -78,12 +100,12 @@
         <w:rPr>
           <w:b w:val="0"/>
         </w:rPr>
-        <w:t>Tecnólogo em Sistemas para Internet, com foco em desenvolvimento Back-End Python. Projetos acadêmicos e pessoais com APIs REST, autenticação, autorização, bancos relacionais, testes automatizados e integração React/Vite. Busco oportunidade inicial de desenvolvimento de software.</w:t>
+        <w:t>Desenvolvedor com foco em back-end Python e interfaces React. Projetos pessoais e acadêmicos com APIs REST, autenticação, permissões, bancos relacionais e testes automatizados. Busco minha primeira vaga júnior ou serviços de desenvolvimento web com escopo definido.</w:t>
       </w:r>
     </w:p>
     <w:p>
       <w:pPr>
-        <w:pStyle w:val="Heading2"/>
+        <w:pStyle w:val="Heading1"/>
       </w:pPr>
       <w:r>
         <w:rPr>
@@ -97,82 +119,18 @@
         <w:rPr>
           <w:b w:val="0"/>
         </w:rPr>
-        <w:t>Python, Django, Django REST Framework, FastAPI, Pydantic, JWT, SQL, SQLite, PostgreSQL (CI), Git, GitHub Actions, unittest, OpenAPI, Ruff, Docker Compose; React, Vite e JavaScript como competências complementares.</w:t>
+        <w:t>Python, Django REST Framework, FastAPI, SQL, SQLite, PostgreSQL, JWT e OpenAPI. React, TypeScript, JavaScript, HTML e CSS. Git, GitHub Actions, testes automatizados e Docker Compose.</w:t>
       </w:r>
     </w:p>
     <w:p>
       <w:pPr>
-        <w:pStyle w:val="Heading2"/>
+        <w:pStyle w:val="Heading1"/>
       </w:pPr>
       <w:r>
         <w:rPr>
           <w:b w:val="0"/>
         </w:rPr>
-        <w:t>Projetos</w:t>
-      </w:r>
-    </w:p>
-    <w:p>
-      <w:pPr>
-        <w:ind w:left="144" w:hanging="144"/>
-      </w:pPr>
-      <w:r>
-        <w:rPr>
-          <w:color w:val="0E718B"/>
-        </w:rPr>
-        <w:t xml:space="preserve">• </w:t>
-      </w:r>
-      <w:hyperlink r:id="rId11">
-        <w:r>
-          <w:rPr>
-            <w:color w:val="0E718B"/>
-            <w:b/>
-          </w:rPr>
-          <w:t>Chamados API</w:t>
-        </w:r>
-      </w:hyperlink>
-      <w:r>
-        <w:rPr>
-          <w:b/>
-        </w:rPr>
-        <w:t>:</w:t>
-      </w:r>
-      <w:r>
-        <w:rPr>
-          <w:b w:val="0"/>
-        </w:rPr>
-        <w:t xml:space="preserve"> API de suporte Django REST Framework com JWT, autorização por papéis, auditoria, notificações e testes em CI.</w:t>
-      </w:r>
-    </w:p>
-    <w:p>
-      <w:pPr>
-        <w:ind w:left="144" w:hanging="144"/>
-      </w:pPr>
-      <w:r>
-        <w:rPr>
-          <w:color w:val="0E718B"/>
-        </w:rPr>
-        <w:t xml:space="preserve">• </w:t>
-      </w:r>
-      <w:hyperlink r:id="rId12">
-        <w:r>
-          <w:rPr>
-            <w:color w:val="0E718B"/>
-            <w:b/>
-          </w:rPr>
-          <w:t>Task Manager API</w:t>
-        </w:r>
-      </w:hyperlink>
-      <w:r>
-        <w:rPr>
-          <w:b/>
-        </w:rPr>
-        <w:t>:</w:t>
-      </w:r>
-      <w:r>
-        <w:rPr>
-          <w:b w:val="0"/>
-        </w:rPr>
-        <w:t xml:space="preserve"> CRUD FastAPI com persistência SQLite, validações e testes; modernização integrada ao repositório principal via PR #2.</w:t>
+        <w:t>Projetos selecionados</w:t>
       </w:r>
     </w:p>
     <w:p>
@@ -191,25 +149,71 @@
             <w:color w:val="0E718B"/>
             <w:b/>
           </w:rPr>
-          <w:t>UPA Portal Acadêmico</w:t>
+          <w:t>Chamados API</w:t>
         </w:r>
       </w:hyperlink>
       <w:r>
         <w:rPr>
-          <w:b/>
+          <w:b w:val="0"/>
         </w:rPr>
-        <w:t>:</w:t>
+        <w:t xml:space="preserve"> — API de suporte em Django REST Framework com JWT, permissões por solicitante/equipe, comentários internos e histórico auditável. Notificações com outbox transacional, testes e documentação OpenAPI. Demonstração local com SQLite; CI também usa PostgreSQL.</w:t>
       </w:r>
+    </w:p>
+    <w:p>
+      <w:pPr>
+        <w:ind w:left="144" w:hanging="144"/>
+      </w:pPr>
+      <w:r>
+        <w:rPr>
+          <w:color w:val="0E718B"/>
+        </w:rPr>
+        <w:t xml:space="preserve">• </w:t>
+      </w:r>
+      <w:hyperlink r:id="rId14">
+        <w:r>
+          <w:rPr>
+            <w:color w:val="0E718B"/>
+            <w:b/>
+          </w:rPr>
+          <w:t>Takion Campus</w:t>
+        </w:r>
+      </w:hyperlink>
       <w:r>
         <w:rPr>
           <w:b w:val="0"/>
         </w:rPr>
-        <w:t xml:space="preserve"> aplicação Django REST Framework e React/Vite, com módulos acadêmicos, perfis de acesso e testes.</w:t>
+        <w:t xml:space="preserve"> — Evolução do projeto acadêmico UPA, com interface React/Vite e API Django REST. Perfis de estudante, professor e administração; disciplinas, notas e frequência. Ambiente local isolado com dados fictícios e testes de backend e frontend.</w:t>
       </w:r>
     </w:p>
     <w:p>
       <w:pPr>
-        <w:pStyle w:val="Heading2"/>
+        <w:ind w:left="144" w:hanging="144"/>
+      </w:pPr>
+      <w:r>
+        <w:rPr>
+          <w:color w:val="0E718B"/>
+        </w:rPr>
+        <w:t xml:space="preserve">• </w:t>
+      </w:r>
+      <w:hyperlink r:id="rId15">
+        <w:r>
+          <w:rPr>
+            <w:color w:val="0E718B"/>
+            <w:b/>
+          </w:rPr>
+          <w:t>Biya — Parallel Worlds</w:t>
+        </w:r>
+      </w:hyperlink>
+      <w:r>
+        <w:rPr>
+          <w:b w:val="0"/>
+        </w:rPr>
+        <w:t xml:space="preserve"> — Site em React e TypeScript com conteúdo PT/EN, galeria, navegação responsiva e modos visuais. Implementação de microinterações e suporte a movimento reduzido, respeitando créditos e a política das artes.</w:t>
+      </w:r>
+    </w:p>
+    <w:p>
+      <w:pPr>
+        <w:pStyle w:val="Heading1"/>
       </w:pPr>
       <w:r>
         <w:rPr>
@@ -223,24 +227,12 @@
         <w:rPr>
           <w:b w:val="0"/>
         </w:rPr>
-        <w:t xml:space="preserve">Tecnólogo em Sistemas para Internet — Centro Universitário UNIESP. Conclusão </w:t>
-      </w:r>
-      <w:r>
-        <w:rPr>
-          <w:b/>
-        </w:rPr>
-        <w:t>informada:</w:t>
-      </w:r>
-      <w:r>
-        <w:rPr>
-          <w:b w:val="0"/>
-        </w:rPr>
-        <w:t xml:space="preserve"> 2026.</w:t>
+        <w:t>Tecnologia em Sistemas para Internet — Centro Universitário UNIESP, Cabedelo, PB. 2026.</w:t>
       </w:r>
     </w:p>
     <w:p>
       <w:pPr>
-        <w:pStyle w:val="Heading2"/>
+        <w:pStyle w:val="Heading1"/>
       </w:pPr>
       <w:r>
         <w:rPr>
@@ -254,7 +246,7 @@
         <w:rPr>
           <w:b w:val="0"/>
         </w:rPr>
-        <w:t>Português nativo; inglês (níveis informados): leitura B2, compreensão e produção oral B1, escrita e interação A2.</w:t>
+        <w:t>Português nativo. Inglês autodeclarado: leitura B2; compreensão e produção oral B1; escrita e interação A2.</w:t>
       </w:r>
     </w:p>
     <w:sectPr>
@@ -694,15 +686,15 @@
     <w:pPr>
       <w:keepNext/>
       <w:keepLines/>
-      <w:spacing w:before="480" w:after="0"/>
+      <w:spacing w:before="200" w:after="60"/>
       <w:outlineLvl w:val="0"/>
     </w:pPr>
     <w:rPr>
-      <w:rFonts w:asciiTheme="majorHAnsi" w:eastAsiaTheme="majorEastAsia" w:hAnsiTheme="majorHAnsi" w:cstheme="majorBidi"/>
+      <w:rFonts w:asciiTheme="majorHAnsi" w:eastAsiaTheme="majorEastAsia" w:hAnsiTheme="majorHAnsi" w:cstheme="majorBidi" w:ascii="Liberation Sans" w:hAnsi="Liberation Sans"/>
       <w:b/>
       <w:bCs/>
-      <w:color w:val="365F91" w:themeColor="accent1" w:themeShade="BF"/>
-      <w:sz w:val="28"/>
+      <w:color w:val="000000"/>
+      <w:sz w:val="23"/>
       <w:szCs w:val="28"/>
     </w:rPr>
   </w:style>
@@ -718,15 +710,15 @@
     <w:pPr>
       <w:keepNext/>
       <w:keepLines/>
-      <w:spacing w:before="200" w:after="60"/>
+      <w:spacing w:before="200" w:after="0"/>
       <w:outlineLvl w:val="1"/>
     </w:pPr>
     <w:rPr>
-      <w:rFonts w:asciiTheme="majorHAnsi" w:eastAsiaTheme="majorEastAsia" w:hAnsiTheme="majorHAnsi" w:cstheme="majorBidi" w:ascii="Liberation Sans" w:hAnsi="Liberation Sans"/>
+      <w:rFonts w:asciiTheme="majorHAnsi" w:eastAsiaTheme="majorEastAsia" w:hAnsiTheme="majorHAnsi" w:cstheme="majorBidi"/>
       <w:b/>
       <w:bCs/>
-      <w:color w:val="133A66"/>
-      <w:sz w:val="23"/>
+      <w:color w:val="4F81BD" w:themeColor="accent1"/>
+      <w:sz w:val="26"/>
       <w:szCs w:val="26"/>
     </w:rPr>
   </w:style>
@@ -981,16 +973,13 @@
     <w:rsid w:val="00FC693F"/>
     <w:pPr>
       <w:keepNext/>
-      <w:pBdr>
-        <w:bottom w:val="single" w:sz="8" w:space="4" w:color="4F81BD" w:themeColor="accent1"/>
-      </w:pBdr>
       <w:spacing w:after="80" w:line="240" w:lineRule="auto" w:before="0"/>
       <w:contextualSpacing/>
     </w:pPr>
     <w:rPr>
       <w:rFonts w:asciiTheme="majorHAnsi" w:eastAsiaTheme="majorEastAsia" w:hAnsiTheme="majorHAnsi" w:cstheme="majorBidi" w:ascii="Liberation Sans" w:hAnsi="Liberation Sans"/>
       <w:b/>
-      <w:color w:val="133A66"/>
+      <w:color w:val="000000"/>
       <w:spacing w:val="5"/>
       <w:kern w:val="28"/>
       <w:sz w:val="39"/>
@@ -1469,9 +1458,6 @@
     <w:qFormat/>
     <w:rsid w:val="00FC693F"/>
     <w:pPr>
-      <w:pBdr>
-        <w:bottom w:val="single" w:sz="4" w:space="4" w:color="4F81BD" w:themeColor="accent1"/>
-      </w:pBdr>
       <w:spacing w:before="200" w:after="280"/>
       <w:ind w:left="936" w:right="936"/>
     </w:pPr>

--- a/Rodrigo_Pinheiro_2026_PTBR.docx
+++ b/Rodrigo_Pinheiro_2026_PTBR.docx
@@ -22,7 +22,7 @@
         <w:rPr>
           <w:b/>
         </w:rPr>
-        <w:t>Desenvolvedor Back-End Júnior | Python · Django · FastAPI · APIs REST</w:t>
+        <w:t>Desenvolvedor Back-End Júnior | Python · Django · APIs REST</w:t>
       </w:r>
     </w:p>
     <w:p>
@@ -45,20 +45,42 @@
           <w:t>rm20022101@gmail.com</w:t>
         </w:r>
       </w:hyperlink>
-      <w:r>
-        <w:rPr>
-          <w:b w:val="0"/>
-          <w:color w:val="53626D"/>
-          <w:sz w:val="16"/>
-        </w:rPr>
-        <w:t xml:space="preserve"> · </w:t>
-      </w:r>
+    </w:p>
+    <w:p>
       <w:hyperlink r:id="rId10">
         <w:r>
           <w:rPr>
             <w:color w:val="0E718B"/>
           </w:rPr>
-          <w:t>GitHub</w:t>
+          <w:t>Portfólio</w:t>
+        </w:r>
+      </w:hyperlink>
+      <w:r>
+        <w:rPr>
+          <w:b w:val="0"/>
+        </w:rPr>
+        <w:t xml:space="preserve"> · </w:t>
+      </w:r>
+      <w:hyperlink r:id="rId11">
+        <w:r>
+          <w:rPr>
+            <w:color w:val="0E718B"/>
+          </w:rPr>
+          <w:t>GitHub ZaraTakion</w:t>
+        </w:r>
+      </w:hyperlink>
+      <w:r>
+        <w:rPr>
+          <w:b w:val="0"/>
+        </w:rPr>
+        <w:t xml:space="preserve"> · </w:t>
+      </w:r>
+      <w:hyperlink r:id="rId12">
+        <w:r>
+          <w:rPr>
+            <w:color w:val="0E718B"/>
+          </w:rPr>
+          <w:t>LinkedIn</w:t>
         </w:r>
       </w:hyperlink>
     </w:p>
@@ -78,7 +100,7 @@
         <w:rPr>
           <w:b w:val="0"/>
         </w:rPr>
-        <w:t>Tecnólogo em Sistemas para Internet, com foco em desenvolvimento Back-End Python. Projetos acadêmicos e pessoais com APIs REST, autenticação, autorização, bancos relacionais, testes automatizados e integração React/Vite. Busco oportunidade inicial de desenvolvimento de software.</w:t>
+        <w:t>Tecnólogo em Sistemas para Internet, com foco em desenvolvimento back-end Python e em minha primeira oportunidade profissional. Desenvolvo projetos pessoais e acadêmicos com APIs REST, autenticação JWT, permissões, bancos relacionais e testes automatizados. React e TypeScript complementam a integração das aplicações web.</w:t>
       </w:r>
     </w:p>
     <w:p>
@@ -89,15 +111,49 @@
         <w:rPr>
           <w:b w:val="0"/>
         </w:rPr>
-        <w:t>Competências</w:t>
+        <w:t>Competências técnicas</w:t>
       </w:r>
     </w:p>
     <w:p>
       <w:r>
         <w:rPr>
+          <w:b/>
+        </w:rPr>
+        <w:t>Back-end:</w:t>
+      </w:r>
+      <w:r>
+        <w:rPr>
           <w:b w:val="0"/>
         </w:rPr>
-        <w:t>Python, Django, Django REST Framework, FastAPI, Pydantic, JWT, SQL, SQLite, PostgreSQL (CI), Git, GitHub Actions, unittest, OpenAPI, Ruff, Docker Compose; React, Vite e JavaScript como competências complementares.</w:t>
+        <w:t xml:space="preserve"> Python, Django, Django REST Framework, FastAPI, Pydantic, APIs REST, JWT e OpenAPI.</w:t>
+      </w:r>
+    </w:p>
+    <w:p>
+      <w:r>
+        <w:rPr>
+          <w:b/>
+        </w:rPr>
+        <w:t>Dados e qualidade:</w:t>
+      </w:r>
+      <w:r>
+        <w:rPr>
+          <w:b w:val="0"/>
+        </w:rPr>
+        <w:t xml:space="preserve"> SQL, PostgreSQL, SQLite, unittest, testes automatizados, Ruff, Git, GitHub Actions e Docker Compose.</w:t>
+      </w:r>
+    </w:p>
+    <w:p>
+      <w:r>
+        <w:rPr>
+          <w:b/>
+        </w:rPr>
+        <w:t>Complementares:</w:t>
+      </w:r>
+      <w:r>
+        <w:rPr>
+          <w:b w:val="0"/>
+        </w:rPr>
+        <w:t xml:space="preserve"> React, JavaScript, TypeScript, Vite, HTML e CSS.</w:t>
       </w:r>
     </w:p>
     <w:p>
@@ -108,7 +164,27 @@
         <w:rPr>
           <w:b w:val="0"/>
         </w:rPr>
-        <w:t>Projetos</w:t>
+        <w:t>Projetos pessoais e acadêmicos</w:t>
+      </w:r>
+    </w:p>
+    <w:p>
+      <w:pPr>
+        <w:spacing w:after="100"/>
+      </w:pPr>
+      <w:hyperlink r:id="rId13">
+        <w:r>
+          <w:rPr>
+            <w:color w:val="0E718B"/>
+            <w:b/>
+          </w:rPr>
+          <w:t>Chamados API</w:t>
+        </w:r>
+      </w:hyperlink>
+      <w:r>
+        <w:rPr>
+          <w:b/>
+        </w:rPr>
+        <w:t xml:space="preserve"> | Python · Django REST · JWT · PostgreSQL</w:t>
       </w:r>
     </w:p>
     <w:p>
@@ -121,26 +197,11 @@
         </w:rPr>
         <w:t xml:space="preserve">• </w:t>
       </w:r>
-      <w:hyperlink r:id="rId11">
-        <w:r>
-          <w:rPr>
-            <w:color w:val="0E718B"/>
-            <w:b/>
-          </w:rPr>
-          <w:t>Chamados API</w:t>
-        </w:r>
-      </w:hyperlink>
-      <w:r>
-        <w:rPr>
-          <w:b/>
-        </w:rPr>
-        <w:t>:</w:t>
-      </w:r>
       <w:r>
         <w:rPr>
           <w:b w:val="0"/>
         </w:rPr>
-        <w:t xml:space="preserve"> API de suporte Django REST Framework com JWT, autorização por papéis, auditoria, notificações e testes em CI.</w:t>
+        <w:t>API para solicitações de suporte com permissões por usuário e equipe, transições de status, comentários internos e histórico de alterações.</w:t>
       </w:r>
     </w:p>
     <w:p>
@@ -153,26 +214,31 @@
         </w:rPr>
         <w:t xml:space="preserve">• </w:t>
       </w:r>
-      <w:hyperlink r:id="rId12">
+      <w:r>
+        <w:rPr>
+          <w:b w:val="0"/>
+        </w:rPr>
+        <w:t>Notificações com outbox transacional, documentação OpenAPI e testes de autenticação, isolamento e regras de negócio. Demonstração local; CI também valida PostgreSQL e Redis/Celery.</w:t>
+      </w:r>
+    </w:p>
+    <w:p>
+      <w:pPr>
+        <w:spacing w:after="100"/>
+      </w:pPr>
+      <w:hyperlink r:id="rId14">
         <w:r>
           <w:rPr>
             <w:color w:val="0E718B"/>
             <w:b/>
           </w:rPr>
-          <w:t>Task Manager API</w:t>
+          <w:t>Takion Campus</w:t>
         </w:r>
       </w:hyperlink>
       <w:r>
         <w:rPr>
           <w:b/>
         </w:rPr>
-        <w:t>:</w:t>
-      </w:r>
-      <w:r>
-        <w:rPr>
-          <w:b w:val="0"/>
-        </w:rPr>
-        <w:t xml:space="preserve"> CRUD FastAPI com persistência SQLite, validações e testes; modernização integrada ao repositório principal via PR #2.</w:t>
+        <w:t xml:space="preserve"> | Django REST · React · Vite · PostgreSQL</w:t>
       </w:r>
     </w:p>
     <w:p>
@@ -185,26 +251,82 @@
         </w:rPr>
         <w:t xml:space="preserve">• </w:t>
       </w:r>
-      <w:hyperlink r:id="rId13">
+      <w:r>
+        <w:rPr>
+          <w:b w:val="0"/>
+        </w:rPr>
+        <w:t>Plataforma acadêmica independente, evolução do UPA Portal Acadêmico, com fluxos para aluno, professor e administração.</w:t>
+      </w:r>
+    </w:p>
+    <w:p>
+      <w:pPr>
+        <w:ind w:left="144" w:hanging="144"/>
+      </w:pPr>
+      <w:r>
+        <w:rPr>
+          <w:color w:val="0E718B"/>
+        </w:rPr>
+        <w:t xml:space="preserve">• </w:t>
+      </w:r>
+      <w:r>
+        <w:rPr>
+          <w:b w:val="0"/>
+        </w:rPr>
+        <w:t>Integração da interface com API, acesso por perfil, disciplinas, notas, frequência e arquivos com acesso autorizado; testes de backend e frontend e verificações em CI.</w:t>
+      </w:r>
+    </w:p>
+    <w:p>
+      <w:pPr>
+        <w:spacing w:after="100"/>
+      </w:pPr>
+      <w:hyperlink r:id="rId15">
         <w:r>
           <w:rPr>
             <w:color w:val="0E718B"/>
             <w:b/>
           </w:rPr>
-          <w:t>UPA Portal Acadêmico</w:t>
+          <w:t>Biya Parallel Worlds</w:t>
         </w:r>
       </w:hyperlink>
       <w:r>
         <w:rPr>
           <w:b/>
         </w:rPr>
-        <w:t>:</w:t>
+        <w:t xml:space="preserve"> | React · TypeScript · Vite</w:t>
+      </w:r>
+    </w:p>
+    <w:p>
+      <w:pPr>
+        <w:ind w:left="144" w:hanging="144"/>
+      </w:pPr>
+      <w:r>
+        <w:rPr>
+          <w:color w:val="0E718B"/>
+        </w:rPr>
+        <w:t xml:space="preserve">• </w:t>
       </w:r>
       <w:r>
         <w:rPr>
           <w:b w:val="0"/>
         </w:rPr>
-        <w:t xml:space="preserve"> aplicação Django REST Framework e React/Vite, com módulos acadêmicos, perfis de acesso e testes.</w:t>
+        <w:t>Interface bilíngue PT/EN com modos Crystal e Ghost, galeria interativa, navegação por teclado e suporte à preferência por movimento reduzido.</w:t>
+      </w:r>
+    </w:p>
+    <w:p>
+      <w:pPr>
+        <w:ind w:left="144" w:hanging="144"/>
+      </w:pPr>
+      <w:r>
+        <w:rPr>
+          <w:color w:val="0E718B"/>
+        </w:rPr>
+        <w:t xml:space="preserve">• </w:t>
+      </w:r>
+      <w:r>
+        <w:rPr>
+          <w:b w:val="0"/>
+        </w:rPr>
+        <w:t>Componentes React e TypeScript, publicação em Cloudflare Workers e verificações automatizadas de tipos, testes e build.</w:t>
       </w:r>
     </w:p>
     <w:p>
@@ -215,27 +337,21 @@
         <w:rPr>
           <w:b w:val="0"/>
         </w:rPr>
-        <w:t>Formação</w:t>
+        <w:t>Formação acadêmica</w:t>
       </w:r>
     </w:p>
     <w:p>
       <w:r>
         <w:rPr>
-          <w:b w:val="0"/>
-        </w:rPr>
-        <w:t xml:space="preserve">Tecnólogo em Sistemas para Internet — Centro Universitário UNIESP. Conclusão </w:t>
-      </w:r>
-      <w:r>
-        <w:rPr>
           <w:b/>
         </w:rPr>
-        <w:t>informada:</w:t>
+        <w:t>Tecnólogo em Sistemas para Internet</w:t>
       </w:r>
       <w:r>
         <w:rPr>
           <w:b w:val="0"/>
         </w:rPr>
-        <w:t xml:space="preserve"> 2026.</w:t>
+        <w:t xml:space="preserve"> · Centro Universitário UNIESP · Concluído em 2026.</w:t>
       </w:r>
     </w:p>
     <w:p>
@@ -254,11 +370,11 @@
         <w:rPr>
           <w:b w:val="0"/>
         </w:rPr>
-        <w:t>Português nativo; inglês (níveis informados): leitura B2, compreensão e produção oral B1, escrita e interação A2.</w:t>
+        <w:t>Português nativo · Inglês básico · Espanhol intermediário.</w:t>
       </w:r>
     </w:p>
     <w:sectPr>
-      <w:pgSz w:w="12240" w:h="15840"/>
+      <w:pgSz w:w="11906" w:h="16838"/>
       <w:pgMar w:top="893" w:right="1051" w:bottom="864" w:left="1051" w:header="346" w:footer="432" w:gutter="0"/>
       <w:cols w:space="720"/>
       <w:docGrid w:linePitch="360"/>
@@ -631,7 +747,7 @@
     <w:qFormat/>
     <w:rsid w:val="00FC693F"/>
     <w:pPr>
-      <w:spacing w:line="283" w:lineRule="auto" w:after="80"/>
+      <w:spacing w:line="269" w:lineRule="auto" w:after="80"/>
     </w:pPr>
     <w:rPr>
       <w:rFonts w:ascii="Liberation Sans" w:hAnsi="Liberation Sans"/>
@@ -718,14 +834,14 @@
     <w:pPr>
       <w:keepNext/>
       <w:keepLines/>
-      <w:spacing w:before="200" w:after="60"/>
+      <w:spacing w:before="180" w:after="60"/>
       <w:outlineLvl w:val="1"/>
     </w:pPr>
     <w:rPr>
       <w:rFonts w:asciiTheme="majorHAnsi" w:eastAsiaTheme="majorEastAsia" w:hAnsiTheme="majorHAnsi" w:cstheme="majorBidi" w:ascii="Liberation Sans" w:hAnsi="Liberation Sans"/>
       <w:b/>
       <w:bCs/>
-      <w:color w:val="133A66"/>
+      <w:color w:val="000000"/>
       <w:sz w:val="23"/>
       <w:szCs w:val="26"/>
     </w:rPr>
@@ -981,16 +1097,13 @@
     <w:rsid w:val="00FC693F"/>
     <w:pPr>
       <w:keepNext/>
-      <w:pBdr>
-        <w:bottom w:val="single" w:sz="8" w:space="4" w:color="4F81BD" w:themeColor="accent1"/>
-      </w:pBdr>
       <w:spacing w:after="80" w:line="240" w:lineRule="auto" w:before="0"/>
       <w:contextualSpacing/>
     </w:pPr>
     <w:rPr>
       <w:rFonts w:asciiTheme="majorHAnsi" w:eastAsiaTheme="majorEastAsia" w:hAnsiTheme="majorHAnsi" w:cstheme="majorBidi" w:ascii="Liberation Sans" w:hAnsi="Liberation Sans"/>
       <w:b/>
-      <w:color w:val="133A66"/>
+      <w:color w:val="000000"/>
       <w:spacing w:val="5"/>
       <w:kern w:val="28"/>
       <w:sz w:val="39"/>
@@ -1469,9 +1582,6 @@
     <w:qFormat/>
     <w:rsid w:val="00FC693F"/>
     <w:pPr>
-      <w:pBdr>
-        <w:bottom w:val="single" w:sz="4" w:space="4" w:color="4F81BD" w:themeColor="accent1"/>
-      </w:pBdr>
       <w:spacing w:before="200" w:after="280"/>
       <w:ind w:left="936" w:right="936"/>
     </w:pPr>
